--- a/docs/docx/18_ORCHESTRATOR.docx
+++ b/docs/docx/18_ORCHESTRATOR.docx
@@ -39,7 +39,7 @@
           <w:b/>
           <w:bCs/>
         </w:rPr>
-        <w:t xml:space="preserve">3.10.523</w:t>
+        <w:t xml:space="preserve">3.10.696</w:t>
       </w:r>
       <w:r>
         <w:t xml:space="preserve"> </w:t>
